--- a/zad2-breakthrough/raport_breakthrough.docx
+++ b/zad2-breakthrough/raport_breakthrough.docx
@@ -12351,6 +12351,142 @@
         <w:t>Numer ruchu i informację o graczu, który wykonuje bieżący ruch</w:t>
       </w:r>
     </w:p>
+    <w:tbl>
+      <w:tblPr>
+        <w:tblW w:w="9360" w:type="dxa"/>
+        <w:tblBorders>
+          <w:top w:val="single" w:sz="4" w:space="0" w:color="auto"/>
+          <w:left w:val="single" w:sz="4" w:space="0" w:color="auto"/>
+          <w:bottom w:val="single" w:sz="4" w:space="0" w:color="auto"/>
+          <w:right w:val="single" w:sz="4" w:space="0" w:color="auto"/>
+          <w:insideH w:val="single" w:sz="4" w:space="0" w:color="auto"/>
+          <w:insideV w:val="single" w:sz="4" w:space="0" w:color="auto"/>
+        </w:tblBorders>
+        <w:tblCellMar>
+          <w:left w:w="10" w:type="dxa"/>
+          <w:right w:w="10" w:type="dxa"/>
+        </w:tblCellMar>
+        <w:tblLook w:val="0000" w:firstRow="0" w:lastRow="0" w:firstColumn="0" w:lastColumn="0" w:noHBand="0" w:noVBand="0"/>
+      </w:tblPr>
+      <w:tblGrid>
+        <w:gridCol w:w="9360"/>
+      </w:tblGrid>
+      <w:tr>
+        <w:tblPrEx>
+          <w:tblCellMar>
+            <w:top w:w="0" w:type="dxa"/>
+            <w:bottom w:w="0" w:type="dxa"/>
+          </w:tblCellMar>
+        </w:tblPrEx>
+        <w:tc>
+          <w:tcPr>
+            <w:tcW w:w="9360" w:type="dxa"/>
+            <w:tcBorders>
+              <w:top w:val="single" w:sz="1" w:space="0" w:color="2E75B6"/>
+              <w:left w:val="single" w:sz="1" w:space="0" w:color="2E75B6"/>
+              <w:bottom w:val="single" w:sz="1" w:space="0" w:color="2E75B6"/>
+              <w:right w:val="single" w:sz="1" w:space="0" w:color="2E75B6"/>
+            </w:tcBorders>
+            <w:shd w:val="clear" w:color="auto" w:fill="D6E4F0"/>
+            <w:tcMar>
+              <w:top w:w="200" w:type="dxa"/>
+              <w:left w:w="300" w:type="dxa"/>
+              <w:bottom w:w="200" w:type="dxa"/>
+              <w:right w:w="300" w:type="dxa"/>
+            </w:tcMar>
+          </w:tcPr>
+          <w:p>
+            <w:pPr>
+              <w:spacing w:before="80"/>
+              <w:jc w:val="center"/>
+              <w:rPr>
+                <w:b/>
+                <w:bCs/>
+                <w:color w:val="2E75B6"/>
+                <w:sz w:val="24"/>
+                <w:szCs w:val="24"/>
+              </w:rPr>
+            </w:pPr>
+            <w:r>
+              <w:rPr>
+                <w:b/>
+                <w:bCs/>
+                <w:color w:val="2E75B6"/>
+                <w:sz w:val="24"/>
+                <w:szCs w:val="24"/>
+              </w:rPr>
+              <w:t xml:space="preserve">Interfejs graficzny </w:t>
+            </w:r>
+          </w:p>
+          <w:p>
+            <w:pPr>
+              <w:spacing w:before="80"/>
+              <w:jc w:val="center"/>
+              <w:rPr>
+                <w:i/>
+                <w:iCs/>
+                <w:color w:val="595959"/>
+                <w:sz w:val="20"/>
+                <w:szCs w:val="20"/>
+              </w:rPr>
+            </w:pPr>
+            <w:r>
+              <w:rPr>
+                <w:i/>
+                <w:iCs/>
+                <w:color w:val="595959"/>
+                <w:sz w:val="20"/>
+                <w:szCs w:val="20"/>
+              </w:rPr>
+              <w:t>Pomocny w zobrazowaniu różnych strategii oraz w znajdywaniu błędów implementacyjnych</w:t>
+            </w:r>
+          </w:p>
+          <w:p>
+            <w:pPr>
+              <w:spacing w:before="120"/>
+              <w:jc w:val="center"/>
+            </w:pPr>
+            <w:r>
+              <w:drawing>
+                <wp:inline distT="0" distB="0" distL="0" distR="0" wp14:anchorId="7B4BA7A5" wp14:editId="5891167A">
+                  <wp:extent cx="4248802" cy="3086100"/>
+                  <wp:effectExtent l="0" t="0" r="0" b="0"/>
+                  <wp:docPr id="581341894" name="Obraz 1"/>
+                  <wp:cNvGraphicFramePr>
+                    <a:graphicFrameLocks xmlns:a="http://schemas.openxmlformats.org/drawingml/2006/main" noChangeAspect="1"/>
+                  </wp:cNvGraphicFramePr>
+                  <a:graphic xmlns:a="http://schemas.openxmlformats.org/drawingml/2006/main">
+                    <a:graphicData uri="http://schemas.openxmlformats.org/drawingml/2006/picture">
+                      <pic:pic xmlns:pic="http://schemas.openxmlformats.org/drawingml/2006/picture">
+                        <pic:nvPicPr>
+                          <pic:cNvPr id="581341894" name=""/>
+                          <pic:cNvPicPr/>
+                        </pic:nvPicPr>
+                        <pic:blipFill>
+                          <a:blip r:embed="rId9"/>
+                          <a:stretch>
+                            <a:fillRect/>
+                          </a:stretch>
+                        </pic:blipFill>
+                        <pic:spPr>
+                          <a:xfrm>
+                            <a:off x="0" y="0"/>
+                            <a:ext cx="4275349" cy="3105382"/>
+                          </a:xfrm>
+                          <a:prstGeom prst="rect">
+                            <a:avLst/>
+                          </a:prstGeom>
+                        </pic:spPr>
+                      </pic:pic>
+                    </a:graphicData>
+                  </a:graphic>
+                </wp:inline>
+              </w:drawing>
+            </w:r>
+          </w:p>
+        </w:tc>
+      </w:tr>
+    </w:tbl>
     <w:p>
       <w:pPr>
         <w:spacing w:before="120"/>
@@ -12856,7 +12992,7 @@
                           <pic:cNvPicPr/>
                         </pic:nvPicPr>
                         <pic:blipFill>
-                          <a:blip r:embed="rId9"/>
+                          <a:blip r:embed="rId10"/>
                           <a:stretch>
                             <a:fillRect/>
                           </a:stretch>
@@ -13513,7 +13649,7 @@
                           <pic:cNvPicPr/>
                         </pic:nvPicPr>
                         <pic:blipFill>
-                          <a:blip r:embed="rId10"/>
+                          <a:blip r:embed="rId11"/>
                           <a:stretch>
                             <a:fillRect/>
                           </a:stretch>
@@ -14267,7 +14403,7 @@
                           <pic:cNvPicPr/>
                         </pic:nvPicPr>
                         <pic:blipFill>
-                          <a:blip r:embed="rId11"/>
+                          <a:blip r:embed="rId12"/>
                           <a:stretch>
                             <a:fillRect/>
                           </a:stretch>
@@ -15244,8 +15380,8 @@
       </w:pPr>
     </w:p>
     <w:sectPr>
-      <w:headerReference w:type="default" r:id="rId12"/>
-      <w:footerReference w:type="default" r:id="rId13"/>
+      <w:headerReference w:type="default" r:id="rId13"/>
+      <w:footerReference w:type="default" r:id="rId14"/>
       <w:pgSz w:w="11906" w:h="16838"/>
       <w:pgMar w:top="1440" w:right="1440" w:bottom="1440" w:left="1440" w:header="708" w:footer="708" w:gutter="0"/>
       <w:cols w:space="708"/>
@@ -16140,7 +16276,7 @@
   <w:style w:type="paragraph" w:default="1" w:styleId="Normalny">
     <w:name w:val="Normal"/>
     <w:qFormat/>
-    <w:rsid w:val="00786E70"/>
+    <w:rsid w:val="00AB002F"/>
   </w:style>
   <w:style w:type="paragraph" w:styleId="Nagwek1">
     <w:name w:val="heading 1"/>

--- a/zad2-breakthrough/raport_breakthrough.docx
+++ b/zad2-breakthrough/raport_breakthrough.docx
@@ -121,15 +121,7 @@
           <w:sz w:val="24"/>
           <w:szCs w:val="24"/>
         </w:rPr>
-        <w:t>03.05.</w:t>
-      </w:r>
-      <w:r>
-        <w:rPr>
-          <w:color w:val="595959"/>
-          <w:sz w:val="24"/>
-          <w:szCs w:val="24"/>
-        </w:rPr>
-        <w:t>2026</w:t>
+        <w:t>03.05.2026</w:t>
       </w:r>
     </w:p>
     <w:tbl>
@@ -153,12 +145,6 @@
         <w:gridCol w:w="9360"/>
       </w:tblGrid>
       <w:tr>
-        <w:tblPrEx>
-          <w:tblCellMar>
-            <w:top w:w="0" w:type="dxa"/>
-            <w:bottom w:w="0" w:type="dxa"/>
-          </w:tblCellMar>
-        </w:tblPrEx>
         <w:trPr>
           <w:trHeight w:val="1047"/>
         </w:trPr>
@@ -663,12 +649,6 @@
         <w:gridCol w:w="9360"/>
       </w:tblGrid>
       <w:tr>
-        <w:tblPrEx>
-          <w:tblCellMar>
-            <w:top w:w="0" w:type="dxa"/>
-            <w:bottom w:w="0" w:type="dxa"/>
-          </w:tblCellMar>
-        </w:tblPrEx>
         <w:tc>
           <w:tcPr>
             <w:tcW w:w="9360" w:type="dxa"/>
@@ -767,12 +747,6 @@
         <w:gridCol w:w="7160"/>
       </w:tblGrid>
       <w:tr>
-        <w:tblPrEx>
-          <w:tblCellMar>
-            <w:top w:w="0" w:type="dxa"/>
-            <w:bottom w:w="0" w:type="dxa"/>
-          </w:tblCellMar>
-        </w:tblPrEx>
         <w:tc>
           <w:tcPr>
             <w:tcW w:w="2200" w:type="dxa"/>
@@ -831,12 +805,6 @@
         </w:tc>
       </w:tr>
       <w:tr>
-        <w:tblPrEx>
-          <w:tblCellMar>
-            <w:top w:w="0" w:type="dxa"/>
-            <w:bottom w:w="0" w:type="dxa"/>
-          </w:tblCellMar>
-        </w:tblPrEx>
         <w:tc>
           <w:tcPr>
             <w:tcW w:w="2200" w:type="dxa"/>
@@ -885,12 +853,6 @@
         </w:tc>
       </w:tr>
       <w:tr>
-        <w:tblPrEx>
-          <w:tblCellMar>
-            <w:top w:w="0" w:type="dxa"/>
-            <w:bottom w:w="0" w:type="dxa"/>
-          </w:tblCellMar>
-        </w:tblPrEx>
         <w:tc>
           <w:tcPr>
             <w:tcW w:w="2200" w:type="dxa"/>
@@ -939,12 +901,6 @@
         </w:tc>
       </w:tr>
       <w:tr>
-        <w:tblPrEx>
-          <w:tblCellMar>
-            <w:top w:w="0" w:type="dxa"/>
-            <w:bottom w:w="0" w:type="dxa"/>
-          </w:tblCellMar>
-        </w:tblPrEx>
         <w:tc>
           <w:tcPr>
             <w:tcW w:w="2200" w:type="dxa"/>
@@ -993,12 +949,6 @@
         </w:tc>
       </w:tr>
       <w:tr>
-        <w:tblPrEx>
-          <w:tblCellMar>
-            <w:top w:w="0" w:type="dxa"/>
-            <w:bottom w:w="0" w:type="dxa"/>
-          </w:tblCellMar>
-        </w:tblPrEx>
         <w:tc>
           <w:tcPr>
             <w:tcW w:w="2200" w:type="dxa"/>
@@ -1242,12 +1192,6 @@
         <w:gridCol w:w="6960"/>
       </w:tblGrid>
       <w:tr>
-        <w:tblPrEx>
-          <w:tblCellMar>
-            <w:top w:w="0" w:type="dxa"/>
-            <w:bottom w:w="0" w:type="dxa"/>
-          </w:tblCellMar>
-        </w:tblPrEx>
         <w:tc>
           <w:tcPr>
             <w:tcW w:w="2400" w:type="dxa"/>
@@ -1306,12 +1250,6 @@
         </w:tc>
       </w:tr>
       <w:tr>
-        <w:tblPrEx>
-          <w:tblCellMar>
-            <w:top w:w="0" w:type="dxa"/>
-            <w:bottom w:w="0" w:type="dxa"/>
-          </w:tblCellMar>
-        </w:tblPrEx>
         <w:tc>
           <w:tcPr>
             <w:tcW w:w="2400" w:type="dxa"/>
@@ -1368,12 +1306,6 @@
         </w:tc>
       </w:tr>
       <w:tr>
-        <w:tblPrEx>
-          <w:tblCellMar>
-            <w:top w:w="0" w:type="dxa"/>
-            <w:bottom w:w="0" w:type="dxa"/>
-          </w:tblCellMar>
-        </w:tblPrEx>
         <w:tc>
           <w:tcPr>
             <w:tcW w:w="2400" w:type="dxa"/>
@@ -1438,12 +1370,6 @@
         </w:tc>
       </w:tr>
       <w:tr>
-        <w:tblPrEx>
-          <w:tblCellMar>
-            <w:top w:w="0" w:type="dxa"/>
-            <w:bottom w:w="0" w:type="dxa"/>
-          </w:tblCellMar>
-        </w:tblPrEx>
         <w:tc>
           <w:tcPr>
             <w:tcW w:w="2400" w:type="dxa"/>
@@ -1662,12 +1588,6 @@
         </w:tc>
       </w:tr>
       <w:tr>
-        <w:tblPrEx>
-          <w:tblCellMar>
-            <w:top w:w="0" w:type="dxa"/>
-            <w:bottom w:w="0" w:type="dxa"/>
-          </w:tblCellMar>
-        </w:tblPrEx>
         <w:tc>
           <w:tcPr>
             <w:tcW w:w="2400" w:type="dxa"/>
@@ -1732,12 +1652,6 @@
         </w:tc>
       </w:tr>
       <w:tr>
-        <w:tblPrEx>
-          <w:tblCellMar>
-            <w:top w:w="0" w:type="dxa"/>
-            <w:bottom w:w="0" w:type="dxa"/>
-          </w:tblCellMar>
-        </w:tblPrEx>
         <w:tc>
           <w:tcPr>
             <w:tcW w:w="2400" w:type="dxa"/>
@@ -1802,12 +1716,6 @@
         </w:tc>
       </w:tr>
       <w:tr>
-        <w:tblPrEx>
-          <w:tblCellMar>
-            <w:top w:w="0" w:type="dxa"/>
-            <w:bottom w:w="0" w:type="dxa"/>
-          </w:tblCellMar>
-        </w:tblPrEx>
         <w:tc>
           <w:tcPr>
             <w:tcW w:w="2400" w:type="dxa"/>
@@ -2519,29 +2427,7 @@
           <w:szCs w:val="18"/>
           <w:lang w:val="en-GB"/>
         </w:rPr>
-        <w:t xml:space="preserve">(state, </w:t>
-      </w:r>
-      <w:proofErr w:type="spellStart"/>
-      <w:r>
-        <w:rPr>
-          <w:rFonts w:ascii="Courier New" w:eastAsia="Courier New" w:hAnsi="Courier New" w:cs="Courier New"/>
-          <w:color w:val="1A1A1A"/>
-          <w:sz w:val="18"/>
-          <w:szCs w:val="18"/>
-          <w:lang w:val="en-GB"/>
-        </w:rPr>
-        <w:t>self.max_depth</w:t>
-      </w:r>
-      <w:proofErr w:type="spellEnd"/>
-      <w:r>
-        <w:rPr>
-          <w:rFonts w:ascii="Courier New" w:eastAsia="Courier New" w:hAnsi="Courier New" w:cs="Courier New"/>
-          <w:color w:val="1A1A1A"/>
-          <w:sz w:val="18"/>
-          <w:szCs w:val="18"/>
-          <w:lang w:val="en-GB"/>
-        </w:rPr>
-        <w:t>,</w:t>
+        <w:t>(state, self.max_depth,</w:t>
       </w:r>
     </w:p>
     <w:p>
@@ -3378,7 +3264,26 @@
           <w:szCs w:val="18"/>
           <w:lang w:val="en-GB"/>
         </w:rPr>
-        <w:t xml:space="preserve"> &gt; </w:t>
+        <w:t xml:space="preserve"> &gt; max_eval:</w:t>
+      </w:r>
+    </w:p>
+    <w:p>
+      <w:pPr>
+        <w:shd w:val="clear" w:color="auto" w:fill="F0F4F8"/>
+        <w:ind w:left="360" w:right="360"/>
+        <w:rPr>
+          <w:lang w:val="en-GB"/>
+        </w:rPr>
+      </w:pPr>
+      <w:r>
+        <w:rPr>
+          <w:rFonts w:ascii="Courier New" w:eastAsia="Courier New" w:hAnsi="Courier New" w:cs="Courier New"/>
+          <w:color w:val="1A1A1A"/>
+          <w:sz w:val="18"/>
+          <w:szCs w:val="18"/>
+          <w:lang w:val="en-GB"/>
+        </w:rPr>
+        <w:t xml:space="preserve">                    </w:t>
       </w:r>
       <w:proofErr w:type="spellStart"/>
       <w:r>
@@ -3400,7 +3305,443 @@
           <w:szCs w:val="18"/>
           <w:lang w:val="en-GB"/>
         </w:rPr>
-        <w:t>:</w:t>
+        <w:t xml:space="preserve"> = </w:t>
+      </w:r>
+      <w:proofErr w:type="spellStart"/>
+      <w:r>
+        <w:rPr>
+          <w:rFonts w:ascii="Courier New" w:eastAsia="Courier New" w:hAnsi="Courier New" w:cs="Courier New"/>
+          <w:color w:val="1A1A1A"/>
+          <w:sz w:val="18"/>
+          <w:szCs w:val="18"/>
+          <w:lang w:val="en-GB"/>
+        </w:rPr>
+        <w:t>eval_val</w:t>
+      </w:r>
+      <w:proofErr w:type="spellEnd"/>
+      <w:r>
+        <w:rPr>
+          <w:rFonts w:ascii="Courier New" w:eastAsia="Courier New" w:hAnsi="Courier New" w:cs="Courier New"/>
+          <w:color w:val="1A1A1A"/>
+          <w:sz w:val="18"/>
+          <w:szCs w:val="18"/>
+          <w:lang w:val="en-GB"/>
+        </w:rPr>
+        <w:t xml:space="preserve">; </w:t>
+      </w:r>
+      <w:proofErr w:type="spellStart"/>
+      <w:r>
+        <w:rPr>
+          <w:rFonts w:ascii="Courier New" w:eastAsia="Courier New" w:hAnsi="Courier New" w:cs="Courier New"/>
+          <w:color w:val="1A1A1A"/>
+          <w:sz w:val="18"/>
+          <w:szCs w:val="18"/>
+          <w:lang w:val="en-GB"/>
+        </w:rPr>
+        <w:t>best_state</w:t>
+      </w:r>
+      <w:proofErr w:type="spellEnd"/>
+      <w:r>
+        <w:rPr>
+          <w:rFonts w:ascii="Courier New" w:eastAsia="Courier New" w:hAnsi="Courier New" w:cs="Courier New"/>
+          <w:color w:val="1A1A1A"/>
+          <w:sz w:val="18"/>
+          <w:szCs w:val="18"/>
+          <w:lang w:val="en-GB"/>
+        </w:rPr>
+        <w:t xml:space="preserve"> = child</w:t>
+      </w:r>
+    </w:p>
+    <w:p>
+      <w:pPr>
+        <w:shd w:val="clear" w:color="auto" w:fill="F0F4F8"/>
+        <w:ind w:left="360" w:right="360"/>
+        <w:rPr>
+          <w:lang w:val="es-ES"/>
+        </w:rPr>
+      </w:pPr>
+      <w:r>
+        <w:rPr>
+          <w:rFonts w:ascii="Courier New" w:eastAsia="Courier New" w:hAnsi="Courier New" w:cs="Courier New"/>
+          <w:color w:val="1A1A1A"/>
+          <w:sz w:val="18"/>
+          <w:szCs w:val="18"/>
+          <w:lang w:val="en-GB"/>
+        </w:rPr>
+        <w:t xml:space="preserve">                </w:t>
+      </w:r>
+      <w:r>
+        <w:rPr>
+          <w:rFonts w:ascii="Courier New" w:eastAsia="Courier New" w:hAnsi="Courier New" w:cs="Courier New"/>
+          <w:color w:val="1A1A1A"/>
+          <w:sz w:val="18"/>
+          <w:szCs w:val="18"/>
+          <w:lang w:val="es-ES"/>
+        </w:rPr>
+        <w:t>alpha = max(alpha, eval_val)</w:t>
+      </w:r>
+    </w:p>
+    <w:p>
+      <w:pPr>
+        <w:shd w:val="clear" w:color="auto" w:fill="F0F4F8"/>
+        <w:ind w:left="360" w:right="360"/>
+        <w:rPr>
+          <w:lang w:val="en-GB"/>
+        </w:rPr>
+      </w:pPr>
+      <w:r>
+        <w:rPr>
+          <w:rFonts w:ascii="Courier New" w:eastAsia="Courier New" w:hAnsi="Courier New" w:cs="Courier New"/>
+          <w:color w:val="1A1A1A"/>
+          <w:sz w:val="18"/>
+          <w:szCs w:val="18"/>
+          <w:lang w:val="es-ES"/>
+        </w:rPr>
+        <w:t xml:space="preserve">                </w:t>
+      </w:r>
+      <w:r>
+        <w:rPr>
+          <w:rFonts w:ascii="Courier New" w:eastAsia="Courier New" w:hAnsi="Courier New" w:cs="Courier New"/>
+          <w:color w:val="1A1A1A"/>
+          <w:sz w:val="18"/>
+          <w:szCs w:val="18"/>
+          <w:lang w:val="en-GB"/>
+        </w:rPr>
+        <w:t xml:space="preserve">if beta &lt;= alpha: break  # ← </w:t>
+      </w:r>
+      <w:proofErr w:type="spellStart"/>
+      <w:r>
+        <w:rPr>
+          <w:rFonts w:ascii="Courier New" w:eastAsia="Courier New" w:hAnsi="Courier New" w:cs="Courier New"/>
+          <w:color w:val="1A1A1A"/>
+          <w:sz w:val="18"/>
+          <w:szCs w:val="18"/>
+          <w:lang w:val="en-GB"/>
+        </w:rPr>
+        <w:t>Cięcie</w:t>
+      </w:r>
+      <w:proofErr w:type="spellEnd"/>
+      <w:r>
+        <w:rPr>
+          <w:rFonts w:ascii="Courier New" w:eastAsia="Courier New" w:hAnsi="Courier New" w:cs="Courier New"/>
+          <w:color w:val="1A1A1A"/>
+          <w:sz w:val="18"/>
+          <w:szCs w:val="18"/>
+          <w:lang w:val="en-GB"/>
+        </w:rPr>
+        <w:t xml:space="preserve"> alfa-beta</w:t>
+      </w:r>
+    </w:p>
+    <w:p>
+      <w:pPr>
+        <w:shd w:val="clear" w:color="auto" w:fill="F0F4F8"/>
+        <w:ind w:left="360" w:right="360"/>
+        <w:rPr>
+          <w:lang w:val="en-GB"/>
+        </w:rPr>
+      </w:pPr>
+      <w:r>
+        <w:rPr>
+          <w:rFonts w:ascii="Courier New" w:eastAsia="Courier New" w:hAnsi="Courier New" w:cs="Courier New"/>
+          <w:color w:val="1A1A1A"/>
+          <w:sz w:val="18"/>
+          <w:szCs w:val="18"/>
+          <w:lang w:val="en-GB"/>
+        </w:rPr>
+        <w:t xml:space="preserve">        else:</w:t>
+      </w:r>
+    </w:p>
+    <w:p>
+      <w:pPr>
+        <w:shd w:val="clear" w:color="auto" w:fill="F0F4F8"/>
+        <w:ind w:left="360" w:right="360"/>
+        <w:rPr>
+          <w:lang w:val="en-GB"/>
+        </w:rPr>
+      </w:pPr>
+      <w:r>
+        <w:rPr>
+          <w:rFonts w:ascii="Courier New" w:eastAsia="Courier New" w:hAnsi="Courier New" w:cs="Courier New"/>
+          <w:color w:val="1A1A1A"/>
+          <w:sz w:val="18"/>
+          <w:szCs w:val="18"/>
+          <w:lang w:val="en-GB"/>
+        </w:rPr>
+        <w:t xml:space="preserve">            </w:t>
+      </w:r>
+      <w:proofErr w:type="spellStart"/>
+      <w:r>
+        <w:rPr>
+          <w:rFonts w:ascii="Courier New" w:eastAsia="Courier New" w:hAnsi="Courier New" w:cs="Courier New"/>
+          <w:color w:val="1A1A1A"/>
+          <w:sz w:val="18"/>
+          <w:szCs w:val="18"/>
+          <w:lang w:val="en-GB"/>
+        </w:rPr>
+        <w:t>min_eval</w:t>
+      </w:r>
+      <w:proofErr w:type="spellEnd"/>
+      <w:r>
+        <w:rPr>
+          <w:rFonts w:ascii="Courier New" w:eastAsia="Courier New" w:hAnsi="Courier New" w:cs="Courier New"/>
+          <w:color w:val="1A1A1A"/>
+          <w:sz w:val="18"/>
+          <w:szCs w:val="18"/>
+          <w:lang w:val="en-GB"/>
+        </w:rPr>
+        <w:t xml:space="preserve"> = math.inf</w:t>
+      </w:r>
+    </w:p>
+    <w:p>
+      <w:pPr>
+        <w:shd w:val="clear" w:color="auto" w:fill="F0F4F8"/>
+        <w:ind w:left="360" w:right="360"/>
+        <w:rPr>
+          <w:lang w:val="en-GB"/>
+        </w:rPr>
+      </w:pPr>
+      <w:r>
+        <w:rPr>
+          <w:rFonts w:ascii="Courier New" w:eastAsia="Courier New" w:hAnsi="Courier New" w:cs="Courier New"/>
+          <w:color w:val="1A1A1A"/>
+          <w:sz w:val="18"/>
+          <w:szCs w:val="18"/>
+          <w:lang w:val="en-GB"/>
+        </w:rPr>
+        <w:t xml:space="preserve">            </w:t>
+      </w:r>
+      <w:proofErr w:type="spellStart"/>
+      <w:r>
+        <w:rPr>
+          <w:rFonts w:ascii="Courier New" w:eastAsia="Courier New" w:hAnsi="Courier New" w:cs="Courier New"/>
+          <w:color w:val="1A1A1A"/>
+          <w:sz w:val="18"/>
+          <w:szCs w:val="18"/>
+          <w:lang w:val="en-GB"/>
+        </w:rPr>
+        <w:t>enemy_color</w:t>
+      </w:r>
+      <w:proofErr w:type="spellEnd"/>
+      <w:r>
+        <w:rPr>
+          <w:rFonts w:ascii="Courier New" w:eastAsia="Courier New" w:hAnsi="Courier New" w:cs="Courier New"/>
+          <w:color w:val="1A1A1A"/>
+          <w:sz w:val="18"/>
+          <w:szCs w:val="18"/>
+          <w:lang w:val="en-GB"/>
+        </w:rPr>
+        <w:t xml:space="preserve"> = 'W' if </w:t>
+      </w:r>
+      <w:proofErr w:type="spellStart"/>
+      <w:r>
+        <w:rPr>
+          <w:rFonts w:ascii="Courier New" w:eastAsia="Courier New" w:hAnsi="Courier New" w:cs="Courier New"/>
+          <w:color w:val="1A1A1A"/>
+          <w:sz w:val="18"/>
+          <w:szCs w:val="18"/>
+          <w:lang w:val="en-GB"/>
+        </w:rPr>
+        <w:t>player_color</w:t>
+      </w:r>
+      <w:proofErr w:type="spellEnd"/>
+      <w:r>
+        <w:rPr>
+          <w:rFonts w:ascii="Courier New" w:eastAsia="Courier New" w:hAnsi="Courier New" w:cs="Courier New"/>
+          <w:color w:val="1A1A1A"/>
+          <w:sz w:val="18"/>
+          <w:szCs w:val="18"/>
+          <w:lang w:val="en-GB"/>
+        </w:rPr>
+        <w:t xml:space="preserve"> == 'B' else 'B'</w:t>
+      </w:r>
+    </w:p>
+    <w:p>
+      <w:pPr>
+        <w:shd w:val="clear" w:color="auto" w:fill="F0F4F8"/>
+        <w:ind w:left="360" w:right="360"/>
+        <w:rPr>
+          <w:lang w:val="en-GB"/>
+        </w:rPr>
+      </w:pPr>
+      <w:r>
+        <w:rPr>
+          <w:rFonts w:ascii="Courier New" w:eastAsia="Courier New" w:hAnsi="Courier New" w:cs="Courier New"/>
+          <w:color w:val="1A1A1A"/>
+          <w:sz w:val="18"/>
+          <w:szCs w:val="18"/>
+          <w:lang w:val="en-GB"/>
+        </w:rPr>
+        <w:t xml:space="preserve">            for child in </w:t>
+      </w:r>
+      <w:proofErr w:type="spellStart"/>
+      <w:r>
+        <w:rPr>
+          <w:rFonts w:ascii="Courier New" w:eastAsia="Courier New" w:hAnsi="Courier New" w:cs="Courier New"/>
+          <w:color w:val="1A1A1A"/>
+          <w:sz w:val="18"/>
+          <w:szCs w:val="18"/>
+          <w:lang w:val="en-GB"/>
+        </w:rPr>
+        <w:t>state.get_possible_moves</w:t>
+      </w:r>
+      <w:proofErr w:type="spellEnd"/>
+      <w:r>
+        <w:rPr>
+          <w:rFonts w:ascii="Courier New" w:eastAsia="Courier New" w:hAnsi="Courier New" w:cs="Courier New"/>
+          <w:color w:val="1A1A1A"/>
+          <w:sz w:val="18"/>
+          <w:szCs w:val="18"/>
+          <w:lang w:val="en-GB"/>
+        </w:rPr>
+        <w:t>(</w:t>
+      </w:r>
+      <w:proofErr w:type="spellStart"/>
+      <w:r>
+        <w:rPr>
+          <w:rFonts w:ascii="Courier New" w:eastAsia="Courier New" w:hAnsi="Courier New" w:cs="Courier New"/>
+          <w:color w:val="1A1A1A"/>
+          <w:sz w:val="18"/>
+          <w:szCs w:val="18"/>
+          <w:lang w:val="en-GB"/>
+        </w:rPr>
+        <w:t>enemy_color</w:t>
+      </w:r>
+      <w:proofErr w:type="spellEnd"/>
+      <w:r>
+        <w:rPr>
+          <w:rFonts w:ascii="Courier New" w:eastAsia="Courier New" w:hAnsi="Courier New" w:cs="Courier New"/>
+          <w:color w:val="1A1A1A"/>
+          <w:sz w:val="18"/>
+          <w:szCs w:val="18"/>
+          <w:lang w:val="en-GB"/>
+        </w:rPr>
+        <w:t>):</w:t>
+      </w:r>
+    </w:p>
+    <w:p>
+      <w:pPr>
+        <w:shd w:val="clear" w:color="auto" w:fill="F0F4F8"/>
+        <w:ind w:left="360" w:right="360"/>
+        <w:rPr>
+          <w:lang w:val="en-GB"/>
+        </w:rPr>
+      </w:pPr>
+      <w:r>
+        <w:rPr>
+          <w:rFonts w:ascii="Courier New" w:eastAsia="Courier New" w:hAnsi="Courier New" w:cs="Courier New"/>
+          <w:color w:val="1A1A1A"/>
+          <w:sz w:val="18"/>
+          <w:szCs w:val="18"/>
+          <w:lang w:val="en-GB"/>
+        </w:rPr>
+        <w:t xml:space="preserve">                </w:t>
+      </w:r>
+      <w:proofErr w:type="spellStart"/>
+      <w:r>
+        <w:rPr>
+          <w:rFonts w:ascii="Courier New" w:eastAsia="Courier New" w:hAnsi="Courier New" w:cs="Courier New"/>
+          <w:color w:val="1A1A1A"/>
+          <w:sz w:val="18"/>
+          <w:szCs w:val="18"/>
+          <w:lang w:val="en-GB"/>
+        </w:rPr>
+        <w:t>eval_val</w:t>
+      </w:r>
+      <w:proofErr w:type="spellEnd"/>
+      <w:r>
+        <w:rPr>
+          <w:rFonts w:ascii="Courier New" w:eastAsia="Courier New" w:hAnsi="Courier New" w:cs="Courier New"/>
+          <w:color w:val="1A1A1A"/>
+          <w:sz w:val="18"/>
+          <w:szCs w:val="18"/>
+          <w:lang w:val="en-GB"/>
+        </w:rPr>
+        <w:t xml:space="preserve">, _ = </w:t>
+      </w:r>
+      <w:proofErr w:type="spellStart"/>
+      <w:r>
+        <w:rPr>
+          <w:rFonts w:ascii="Courier New" w:eastAsia="Courier New" w:hAnsi="Courier New" w:cs="Courier New"/>
+          <w:color w:val="1A1A1A"/>
+          <w:sz w:val="18"/>
+          <w:szCs w:val="18"/>
+          <w:lang w:val="en-GB"/>
+        </w:rPr>
+        <w:t>self._minimax</w:t>
+      </w:r>
+      <w:proofErr w:type="spellEnd"/>
+      <w:r>
+        <w:rPr>
+          <w:rFonts w:ascii="Courier New" w:eastAsia="Courier New" w:hAnsi="Courier New" w:cs="Courier New"/>
+          <w:color w:val="1A1A1A"/>
+          <w:sz w:val="18"/>
+          <w:szCs w:val="18"/>
+          <w:lang w:val="en-GB"/>
+        </w:rPr>
+        <w:t xml:space="preserve">(child, depth-1, alpha, beta, True, </w:t>
+      </w:r>
+      <w:proofErr w:type="spellStart"/>
+      <w:r>
+        <w:rPr>
+          <w:rFonts w:ascii="Courier New" w:eastAsia="Courier New" w:hAnsi="Courier New" w:cs="Courier New"/>
+          <w:color w:val="1A1A1A"/>
+          <w:sz w:val="18"/>
+          <w:szCs w:val="18"/>
+          <w:lang w:val="en-GB"/>
+        </w:rPr>
+        <w:t>player_color</w:t>
+      </w:r>
+      <w:proofErr w:type="spellEnd"/>
+      <w:r>
+        <w:rPr>
+          <w:rFonts w:ascii="Courier New" w:eastAsia="Courier New" w:hAnsi="Courier New" w:cs="Courier New"/>
+          <w:color w:val="1A1A1A"/>
+          <w:sz w:val="18"/>
+          <w:szCs w:val="18"/>
+          <w:lang w:val="en-GB"/>
+        </w:rPr>
+        <w:t>)</w:t>
+      </w:r>
+    </w:p>
+    <w:p>
+      <w:pPr>
+        <w:shd w:val="clear" w:color="auto" w:fill="F0F4F8"/>
+        <w:ind w:left="360" w:right="360"/>
+        <w:rPr>
+          <w:lang w:val="en-GB"/>
+        </w:rPr>
+      </w:pPr>
+      <w:r>
+        <w:rPr>
+          <w:rFonts w:ascii="Courier New" w:eastAsia="Courier New" w:hAnsi="Courier New" w:cs="Courier New"/>
+          <w:color w:val="1A1A1A"/>
+          <w:sz w:val="18"/>
+          <w:szCs w:val="18"/>
+          <w:lang w:val="en-GB"/>
+        </w:rPr>
+        <w:t xml:space="preserve">                if </w:t>
+      </w:r>
+      <w:proofErr w:type="spellStart"/>
+      <w:r>
+        <w:rPr>
+          <w:rFonts w:ascii="Courier New" w:eastAsia="Courier New" w:hAnsi="Courier New" w:cs="Courier New"/>
+          <w:color w:val="1A1A1A"/>
+          <w:sz w:val="18"/>
+          <w:szCs w:val="18"/>
+          <w:lang w:val="en-GB"/>
+        </w:rPr>
+        <w:t>eval_val</w:t>
+      </w:r>
+      <w:proofErr w:type="spellEnd"/>
+      <w:r>
+        <w:rPr>
+          <w:rFonts w:ascii="Courier New" w:eastAsia="Courier New" w:hAnsi="Courier New" w:cs="Courier New"/>
+          <w:color w:val="1A1A1A"/>
+          <w:sz w:val="18"/>
+          <w:szCs w:val="18"/>
+          <w:lang w:val="en-GB"/>
+        </w:rPr>
+        <w:t xml:space="preserve"> &lt; min_eval:</w:t>
       </w:r>
     </w:p>
     <w:p>
@@ -3430,7 +3771,7 @@
           <w:szCs w:val="18"/>
           <w:lang w:val="en-GB"/>
         </w:rPr>
-        <w:t>max_eval</w:t>
+        <w:t>min_eval</w:t>
       </w:r>
       <w:proofErr w:type="spellEnd"/>
       <w:r>
@@ -3493,275 +3834,7 @@
         <w:shd w:val="clear" w:color="auto" w:fill="F0F4F8"/>
         <w:ind w:left="360" w:right="360"/>
         <w:rPr>
-          <w:lang w:val="en-GB"/>
-        </w:rPr>
-      </w:pPr>
-      <w:r>
-        <w:rPr>
-          <w:rFonts w:ascii="Courier New" w:eastAsia="Courier New" w:hAnsi="Courier New" w:cs="Courier New"/>
-          <w:color w:val="1A1A1A"/>
-          <w:sz w:val="18"/>
-          <w:szCs w:val="18"/>
-          <w:lang w:val="en-GB"/>
-        </w:rPr>
-        <w:t xml:space="preserve">                alpha = max(alpha, </w:t>
-      </w:r>
-      <w:proofErr w:type="spellStart"/>
-      <w:r>
-        <w:rPr>
-          <w:rFonts w:ascii="Courier New" w:eastAsia="Courier New" w:hAnsi="Courier New" w:cs="Courier New"/>
-          <w:color w:val="1A1A1A"/>
-          <w:sz w:val="18"/>
-          <w:szCs w:val="18"/>
-          <w:lang w:val="en-GB"/>
-        </w:rPr>
-        <w:t>eval_val</w:t>
-      </w:r>
-      <w:proofErr w:type="spellEnd"/>
-      <w:r>
-        <w:rPr>
-          <w:rFonts w:ascii="Courier New" w:eastAsia="Courier New" w:hAnsi="Courier New" w:cs="Courier New"/>
-          <w:color w:val="1A1A1A"/>
-          <w:sz w:val="18"/>
-          <w:szCs w:val="18"/>
-          <w:lang w:val="en-GB"/>
-        </w:rPr>
-        <w:t>)</w:t>
-      </w:r>
-    </w:p>
-    <w:p>
-      <w:pPr>
-        <w:shd w:val="clear" w:color="auto" w:fill="F0F4F8"/>
-        <w:ind w:left="360" w:right="360"/>
-        <w:rPr>
-          <w:lang w:val="en-GB"/>
-        </w:rPr>
-      </w:pPr>
-      <w:r>
-        <w:rPr>
-          <w:rFonts w:ascii="Courier New" w:eastAsia="Courier New" w:hAnsi="Courier New" w:cs="Courier New"/>
-          <w:color w:val="1A1A1A"/>
-          <w:sz w:val="18"/>
-          <w:szCs w:val="18"/>
-          <w:lang w:val="en-GB"/>
-        </w:rPr>
-        <w:t xml:space="preserve">                if beta &lt;= alpha: break  # ← </w:t>
-      </w:r>
-      <w:proofErr w:type="spellStart"/>
-      <w:r>
-        <w:rPr>
-          <w:rFonts w:ascii="Courier New" w:eastAsia="Courier New" w:hAnsi="Courier New" w:cs="Courier New"/>
-          <w:color w:val="1A1A1A"/>
-          <w:sz w:val="18"/>
-          <w:szCs w:val="18"/>
-          <w:lang w:val="en-GB"/>
-        </w:rPr>
-        <w:t>Cięcie</w:t>
-      </w:r>
-      <w:proofErr w:type="spellEnd"/>
-      <w:r>
-        <w:rPr>
-          <w:rFonts w:ascii="Courier New" w:eastAsia="Courier New" w:hAnsi="Courier New" w:cs="Courier New"/>
-          <w:color w:val="1A1A1A"/>
-          <w:sz w:val="18"/>
-          <w:szCs w:val="18"/>
-          <w:lang w:val="en-GB"/>
-        </w:rPr>
-        <w:t xml:space="preserve"> alfa-beta</w:t>
-      </w:r>
-    </w:p>
-    <w:p>
-      <w:pPr>
-        <w:shd w:val="clear" w:color="auto" w:fill="F0F4F8"/>
-        <w:ind w:left="360" w:right="360"/>
-        <w:rPr>
-          <w:lang w:val="en-GB"/>
-        </w:rPr>
-      </w:pPr>
-      <w:r>
-        <w:rPr>
-          <w:rFonts w:ascii="Courier New" w:eastAsia="Courier New" w:hAnsi="Courier New" w:cs="Courier New"/>
-          <w:color w:val="1A1A1A"/>
-          <w:sz w:val="18"/>
-          <w:szCs w:val="18"/>
-          <w:lang w:val="en-GB"/>
-        </w:rPr>
-        <w:t xml:space="preserve">        else:</w:t>
-      </w:r>
-    </w:p>
-    <w:p>
-      <w:pPr>
-        <w:shd w:val="clear" w:color="auto" w:fill="F0F4F8"/>
-        <w:ind w:left="360" w:right="360"/>
-        <w:rPr>
-          <w:lang w:val="en-GB"/>
-        </w:rPr>
-      </w:pPr>
-      <w:r>
-        <w:rPr>
-          <w:rFonts w:ascii="Courier New" w:eastAsia="Courier New" w:hAnsi="Courier New" w:cs="Courier New"/>
-          <w:color w:val="1A1A1A"/>
-          <w:sz w:val="18"/>
-          <w:szCs w:val="18"/>
-          <w:lang w:val="en-GB"/>
-        </w:rPr>
-        <w:t xml:space="preserve">            </w:t>
-      </w:r>
-      <w:proofErr w:type="spellStart"/>
-      <w:r>
-        <w:rPr>
-          <w:rFonts w:ascii="Courier New" w:eastAsia="Courier New" w:hAnsi="Courier New" w:cs="Courier New"/>
-          <w:color w:val="1A1A1A"/>
-          <w:sz w:val="18"/>
-          <w:szCs w:val="18"/>
-          <w:lang w:val="en-GB"/>
-        </w:rPr>
-        <w:t>min_eval</w:t>
-      </w:r>
-      <w:proofErr w:type="spellEnd"/>
-      <w:r>
-        <w:rPr>
-          <w:rFonts w:ascii="Courier New" w:eastAsia="Courier New" w:hAnsi="Courier New" w:cs="Courier New"/>
-          <w:color w:val="1A1A1A"/>
-          <w:sz w:val="18"/>
-          <w:szCs w:val="18"/>
-          <w:lang w:val="en-GB"/>
-        </w:rPr>
-        <w:t xml:space="preserve"> = math.inf</w:t>
-      </w:r>
-    </w:p>
-    <w:p>
-      <w:pPr>
-        <w:shd w:val="clear" w:color="auto" w:fill="F0F4F8"/>
-        <w:ind w:left="360" w:right="360"/>
-        <w:rPr>
-          <w:lang w:val="en-GB"/>
-        </w:rPr>
-      </w:pPr>
-      <w:r>
-        <w:rPr>
-          <w:rFonts w:ascii="Courier New" w:eastAsia="Courier New" w:hAnsi="Courier New" w:cs="Courier New"/>
-          <w:color w:val="1A1A1A"/>
-          <w:sz w:val="18"/>
-          <w:szCs w:val="18"/>
-          <w:lang w:val="en-GB"/>
-        </w:rPr>
-        <w:t xml:space="preserve">            </w:t>
-      </w:r>
-      <w:proofErr w:type="spellStart"/>
-      <w:r>
-        <w:rPr>
-          <w:rFonts w:ascii="Courier New" w:eastAsia="Courier New" w:hAnsi="Courier New" w:cs="Courier New"/>
-          <w:color w:val="1A1A1A"/>
-          <w:sz w:val="18"/>
-          <w:szCs w:val="18"/>
-          <w:lang w:val="en-GB"/>
-        </w:rPr>
-        <w:t>enemy_color</w:t>
-      </w:r>
-      <w:proofErr w:type="spellEnd"/>
-      <w:r>
-        <w:rPr>
-          <w:rFonts w:ascii="Courier New" w:eastAsia="Courier New" w:hAnsi="Courier New" w:cs="Courier New"/>
-          <w:color w:val="1A1A1A"/>
-          <w:sz w:val="18"/>
-          <w:szCs w:val="18"/>
-          <w:lang w:val="en-GB"/>
-        </w:rPr>
-        <w:t xml:space="preserve"> = 'W' if </w:t>
-      </w:r>
-      <w:proofErr w:type="spellStart"/>
-      <w:r>
-        <w:rPr>
-          <w:rFonts w:ascii="Courier New" w:eastAsia="Courier New" w:hAnsi="Courier New" w:cs="Courier New"/>
-          <w:color w:val="1A1A1A"/>
-          <w:sz w:val="18"/>
-          <w:szCs w:val="18"/>
-          <w:lang w:val="en-GB"/>
-        </w:rPr>
-        <w:t>player_color</w:t>
-      </w:r>
-      <w:proofErr w:type="spellEnd"/>
-      <w:r>
-        <w:rPr>
-          <w:rFonts w:ascii="Courier New" w:eastAsia="Courier New" w:hAnsi="Courier New" w:cs="Courier New"/>
-          <w:color w:val="1A1A1A"/>
-          <w:sz w:val="18"/>
-          <w:szCs w:val="18"/>
-          <w:lang w:val="en-GB"/>
-        </w:rPr>
-        <w:t xml:space="preserve"> == 'B' else 'B'</w:t>
-      </w:r>
-    </w:p>
-    <w:p>
-      <w:pPr>
-        <w:shd w:val="clear" w:color="auto" w:fill="F0F4F8"/>
-        <w:ind w:left="360" w:right="360"/>
-        <w:rPr>
-          <w:lang w:val="en-GB"/>
-        </w:rPr>
-      </w:pPr>
-      <w:r>
-        <w:rPr>
-          <w:rFonts w:ascii="Courier New" w:eastAsia="Courier New" w:hAnsi="Courier New" w:cs="Courier New"/>
-          <w:color w:val="1A1A1A"/>
-          <w:sz w:val="18"/>
-          <w:szCs w:val="18"/>
-          <w:lang w:val="en-GB"/>
-        </w:rPr>
-        <w:t xml:space="preserve">            for child in </w:t>
-      </w:r>
-      <w:proofErr w:type="spellStart"/>
-      <w:r>
-        <w:rPr>
-          <w:rFonts w:ascii="Courier New" w:eastAsia="Courier New" w:hAnsi="Courier New" w:cs="Courier New"/>
-          <w:color w:val="1A1A1A"/>
-          <w:sz w:val="18"/>
-          <w:szCs w:val="18"/>
-          <w:lang w:val="en-GB"/>
-        </w:rPr>
-        <w:t>state.get_possible_moves</w:t>
-      </w:r>
-      <w:proofErr w:type="spellEnd"/>
-      <w:r>
-        <w:rPr>
-          <w:rFonts w:ascii="Courier New" w:eastAsia="Courier New" w:hAnsi="Courier New" w:cs="Courier New"/>
-          <w:color w:val="1A1A1A"/>
-          <w:sz w:val="18"/>
-          <w:szCs w:val="18"/>
-          <w:lang w:val="en-GB"/>
-        </w:rPr>
-        <w:t>(</w:t>
-      </w:r>
-      <w:proofErr w:type="spellStart"/>
-      <w:r>
-        <w:rPr>
-          <w:rFonts w:ascii="Courier New" w:eastAsia="Courier New" w:hAnsi="Courier New" w:cs="Courier New"/>
-          <w:color w:val="1A1A1A"/>
-          <w:sz w:val="18"/>
-          <w:szCs w:val="18"/>
-          <w:lang w:val="en-GB"/>
-        </w:rPr>
-        <w:t>enemy_color</w:t>
-      </w:r>
-      <w:proofErr w:type="spellEnd"/>
-      <w:r>
-        <w:rPr>
-          <w:rFonts w:ascii="Courier New" w:eastAsia="Courier New" w:hAnsi="Courier New" w:cs="Courier New"/>
-          <w:color w:val="1A1A1A"/>
-          <w:sz w:val="18"/>
-          <w:szCs w:val="18"/>
-          <w:lang w:val="en-GB"/>
-        </w:rPr>
-        <w:t>):</w:t>
-      </w:r>
-    </w:p>
-    <w:p>
-      <w:pPr>
-        <w:shd w:val="clear" w:color="auto" w:fill="F0F4F8"/>
-        <w:ind w:left="360" w:right="360"/>
-        <w:rPr>
-          <w:lang w:val="en-GB"/>
+          <w:lang w:val="es-ES"/>
         </w:rPr>
       </w:pPr>
       <w:r>
@@ -3774,279 +3847,44 @@
         </w:rPr>
         <w:t xml:space="preserve">                </w:t>
       </w:r>
-      <w:proofErr w:type="spellStart"/>
-      <w:r>
-        <w:rPr>
-          <w:rFonts w:ascii="Courier New" w:eastAsia="Courier New" w:hAnsi="Courier New" w:cs="Courier New"/>
-          <w:color w:val="1A1A1A"/>
-          <w:sz w:val="18"/>
-          <w:szCs w:val="18"/>
-          <w:lang w:val="en-GB"/>
-        </w:rPr>
-        <w:t>eval_val</w:t>
-      </w:r>
-      <w:proofErr w:type="spellEnd"/>
-      <w:r>
-        <w:rPr>
-          <w:rFonts w:ascii="Courier New" w:eastAsia="Courier New" w:hAnsi="Courier New" w:cs="Courier New"/>
-          <w:color w:val="1A1A1A"/>
-          <w:sz w:val="18"/>
-          <w:szCs w:val="18"/>
-          <w:lang w:val="en-GB"/>
-        </w:rPr>
-        <w:t xml:space="preserve">, _ = </w:t>
-      </w:r>
-      <w:proofErr w:type="spellStart"/>
-      <w:r>
-        <w:rPr>
-          <w:rFonts w:ascii="Courier New" w:eastAsia="Courier New" w:hAnsi="Courier New" w:cs="Courier New"/>
-          <w:color w:val="1A1A1A"/>
-          <w:sz w:val="18"/>
-          <w:szCs w:val="18"/>
-          <w:lang w:val="en-GB"/>
-        </w:rPr>
-        <w:t>self._minimax</w:t>
-      </w:r>
-      <w:proofErr w:type="spellEnd"/>
-      <w:r>
-        <w:rPr>
-          <w:rFonts w:ascii="Courier New" w:eastAsia="Courier New" w:hAnsi="Courier New" w:cs="Courier New"/>
-          <w:color w:val="1A1A1A"/>
-          <w:sz w:val="18"/>
-          <w:szCs w:val="18"/>
-          <w:lang w:val="en-GB"/>
-        </w:rPr>
-        <w:t xml:space="preserve">(child, depth-1, alpha, beta, True, </w:t>
-      </w:r>
-      <w:proofErr w:type="spellStart"/>
-      <w:r>
-        <w:rPr>
-          <w:rFonts w:ascii="Courier New" w:eastAsia="Courier New" w:hAnsi="Courier New" w:cs="Courier New"/>
-          <w:color w:val="1A1A1A"/>
-          <w:sz w:val="18"/>
-          <w:szCs w:val="18"/>
-          <w:lang w:val="en-GB"/>
-        </w:rPr>
-        <w:t>player_color</w:t>
-      </w:r>
-      <w:proofErr w:type="spellEnd"/>
-      <w:r>
-        <w:rPr>
-          <w:rFonts w:ascii="Courier New" w:eastAsia="Courier New" w:hAnsi="Courier New" w:cs="Courier New"/>
-          <w:color w:val="1A1A1A"/>
-          <w:sz w:val="18"/>
-          <w:szCs w:val="18"/>
-          <w:lang w:val="en-GB"/>
-        </w:rPr>
-        <w:t>)</w:t>
-      </w:r>
-    </w:p>
-    <w:p>
-      <w:pPr>
-        <w:shd w:val="clear" w:color="auto" w:fill="F0F4F8"/>
-        <w:ind w:left="360" w:right="360"/>
-        <w:rPr>
-          <w:lang w:val="en-GB"/>
-        </w:rPr>
-      </w:pPr>
-      <w:r>
-        <w:rPr>
-          <w:rFonts w:ascii="Courier New" w:eastAsia="Courier New" w:hAnsi="Courier New" w:cs="Courier New"/>
-          <w:color w:val="1A1A1A"/>
-          <w:sz w:val="18"/>
-          <w:szCs w:val="18"/>
-          <w:lang w:val="en-GB"/>
-        </w:rPr>
-        <w:t xml:space="preserve">                if </w:t>
-      </w:r>
-      <w:proofErr w:type="spellStart"/>
-      <w:r>
-        <w:rPr>
-          <w:rFonts w:ascii="Courier New" w:eastAsia="Courier New" w:hAnsi="Courier New" w:cs="Courier New"/>
-          <w:color w:val="1A1A1A"/>
-          <w:sz w:val="18"/>
-          <w:szCs w:val="18"/>
-          <w:lang w:val="en-GB"/>
-        </w:rPr>
-        <w:t>eval_val</w:t>
-      </w:r>
-      <w:proofErr w:type="spellEnd"/>
-      <w:r>
-        <w:rPr>
-          <w:rFonts w:ascii="Courier New" w:eastAsia="Courier New" w:hAnsi="Courier New" w:cs="Courier New"/>
-          <w:color w:val="1A1A1A"/>
-          <w:sz w:val="18"/>
-          <w:szCs w:val="18"/>
-          <w:lang w:val="en-GB"/>
-        </w:rPr>
-        <w:t xml:space="preserve"> &lt; </w:t>
-      </w:r>
-      <w:proofErr w:type="spellStart"/>
-      <w:r>
-        <w:rPr>
-          <w:rFonts w:ascii="Courier New" w:eastAsia="Courier New" w:hAnsi="Courier New" w:cs="Courier New"/>
-          <w:color w:val="1A1A1A"/>
-          <w:sz w:val="18"/>
-          <w:szCs w:val="18"/>
-          <w:lang w:val="en-GB"/>
-        </w:rPr>
-        <w:t>min_eval</w:t>
-      </w:r>
-      <w:proofErr w:type="spellEnd"/>
-      <w:r>
-        <w:rPr>
-          <w:rFonts w:ascii="Courier New" w:eastAsia="Courier New" w:hAnsi="Courier New" w:cs="Courier New"/>
-          <w:color w:val="1A1A1A"/>
-          <w:sz w:val="18"/>
-          <w:szCs w:val="18"/>
-          <w:lang w:val="en-GB"/>
-        </w:rPr>
-        <w:t>:</w:t>
-      </w:r>
-    </w:p>
-    <w:p>
-      <w:pPr>
-        <w:shd w:val="clear" w:color="auto" w:fill="F0F4F8"/>
-        <w:ind w:left="360" w:right="360"/>
-        <w:rPr>
-          <w:lang w:val="en-GB"/>
-        </w:rPr>
-      </w:pPr>
-      <w:r>
-        <w:rPr>
-          <w:rFonts w:ascii="Courier New" w:eastAsia="Courier New" w:hAnsi="Courier New" w:cs="Courier New"/>
-          <w:color w:val="1A1A1A"/>
-          <w:sz w:val="18"/>
-          <w:szCs w:val="18"/>
-          <w:lang w:val="en-GB"/>
-        </w:rPr>
-        <w:t xml:space="preserve">                    </w:t>
-      </w:r>
-      <w:proofErr w:type="spellStart"/>
-      <w:r>
-        <w:rPr>
-          <w:rFonts w:ascii="Courier New" w:eastAsia="Courier New" w:hAnsi="Courier New" w:cs="Courier New"/>
-          <w:color w:val="1A1A1A"/>
-          <w:sz w:val="18"/>
-          <w:szCs w:val="18"/>
-          <w:lang w:val="en-GB"/>
-        </w:rPr>
-        <w:t>min_eval</w:t>
-      </w:r>
-      <w:proofErr w:type="spellEnd"/>
-      <w:r>
-        <w:rPr>
-          <w:rFonts w:ascii="Courier New" w:eastAsia="Courier New" w:hAnsi="Courier New" w:cs="Courier New"/>
-          <w:color w:val="1A1A1A"/>
-          <w:sz w:val="18"/>
-          <w:szCs w:val="18"/>
-          <w:lang w:val="en-GB"/>
-        </w:rPr>
-        <w:t xml:space="preserve"> = </w:t>
-      </w:r>
-      <w:proofErr w:type="spellStart"/>
-      <w:r>
-        <w:rPr>
-          <w:rFonts w:ascii="Courier New" w:eastAsia="Courier New" w:hAnsi="Courier New" w:cs="Courier New"/>
-          <w:color w:val="1A1A1A"/>
-          <w:sz w:val="18"/>
-          <w:szCs w:val="18"/>
-          <w:lang w:val="en-GB"/>
-        </w:rPr>
-        <w:t>eval_val</w:t>
-      </w:r>
-      <w:proofErr w:type="spellEnd"/>
-      <w:r>
-        <w:rPr>
-          <w:rFonts w:ascii="Courier New" w:eastAsia="Courier New" w:hAnsi="Courier New" w:cs="Courier New"/>
-          <w:color w:val="1A1A1A"/>
-          <w:sz w:val="18"/>
-          <w:szCs w:val="18"/>
-          <w:lang w:val="en-GB"/>
-        </w:rPr>
-        <w:t xml:space="preserve">; </w:t>
-      </w:r>
-      <w:proofErr w:type="spellStart"/>
-      <w:r>
-        <w:rPr>
-          <w:rFonts w:ascii="Courier New" w:eastAsia="Courier New" w:hAnsi="Courier New" w:cs="Courier New"/>
-          <w:color w:val="1A1A1A"/>
-          <w:sz w:val="18"/>
-          <w:szCs w:val="18"/>
-          <w:lang w:val="en-GB"/>
-        </w:rPr>
-        <w:t>best_state</w:t>
-      </w:r>
-      <w:proofErr w:type="spellEnd"/>
-      <w:r>
-        <w:rPr>
-          <w:rFonts w:ascii="Courier New" w:eastAsia="Courier New" w:hAnsi="Courier New" w:cs="Courier New"/>
-          <w:color w:val="1A1A1A"/>
-          <w:sz w:val="18"/>
-          <w:szCs w:val="18"/>
-          <w:lang w:val="en-GB"/>
-        </w:rPr>
-        <w:t xml:space="preserve"> = child</w:t>
-      </w:r>
-    </w:p>
-    <w:p>
-      <w:pPr>
-        <w:shd w:val="clear" w:color="auto" w:fill="F0F4F8"/>
-        <w:ind w:left="360" w:right="360"/>
-        <w:rPr>
-          <w:lang w:val="en-GB"/>
-        </w:rPr>
-      </w:pPr>
-      <w:r>
-        <w:rPr>
-          <w:rFonts w:ascii="Courier New" w:eastAsia="Courier New" w:hAnsi="Courier New" w:cs="Courier New"/>
-          <w:color w:val="1A1A1A"/>
-          <w:sz w:val="18"/>
-          <w:szCs w:val="18"/>
-          <w:lang w:val="en-GB"/>
-        </w:rPr>
-        <w:t xml:space="preserve">                beta = min(beta, </w:t>
-      </w:r>
-      <w:proofErr w:type="spellStart"/>
-      <w:r>
-        <w:rPr>
-          <w:rFonts w:ascii="Courier New" w:eastAsia="Courier New" w:hAnsi="Courier New" w:cs="Courier New"/>
-          <w:color w:val="1A1A1A"/>
-          <w:sz w:val="18"/>
-          <w:szCs w:val="18"/>
-          <w:lang w:val="en-GB"/>
-        </w:rPr>
-        <w:t>eval_val</w:t>
-      </w:r>
-      <w:proofErr w:type="spellEnd"/>
-      <w:r>
-        <w:rPr>
-          <w:rFonts w:ascii="Courier New" w:eastAsia="Courier New" w:hAnsi="Courier New" w:cs="Courier New"/>
-          <w:color w:val="1A1A1A"/>
-          <w:sz w:val="18"/>
-          <w:szCs w:val="18"/>
-          <w:lang w:val="en-GB"/>
-        </w:rPr>
-        <w:t>)</w:t>
-      </w:r>
-    </w:p>
-    <w:p>
-      <w:pPr>
-        <w:shd w:val="clear" w:color="auto" w:fill="F0F4F8"/>
-        <w:ind w:left="360" w:right="360"/>
-        <w:rPr>
-          <w:lang w:val="en-GB"/>
-        </w:rPr>
-      </w:pPr>
-      <w:r>
-        <w:rPr>
-          <w:rFonts w:ascii="Courier New" w:eastAsia="Courier New" w:hAnsi="Courier New" w:cs="Courier New"/>
-          <w:color w:val="1A1A1A"/>
-          <w:sz w:val="18"/>
-          <w:szCs w:val="18"/>
-          <w:lang w:val="en-GB"/>
-        </w:rPr>
-        <w:t xml:space="preserve">                if beta &lt;= alpha: break  # ← </w:t>
+      <w:r>
+        <w:rPr>
+          <w:rFonts w:ascii="Courier New" w:eastAsia="Courier New" w:hAnsi="Courier New" w:cs="Courier New"/>
+          <w:color w:val="1A1A1A"/>
+          <w:sz w:val="18"/>
+          <w:szCs w:val="18"/>
+          <w:lang w:val="es-ES"/>
+        </w:rPr>
+        <w:t>beta = min(beta, eval_val)</w:t>
+      </w:r>
+    </w:p>
+    <w:p>
+      <w:pPr>
+        <w:shd w:val="clear" w:color="auto" w:fill="F0F4F8"/>
+        <w:ind w:left="360" w:right="360"/>
+        <w:rPr>
+          <w:lang w:val="en-GB"/>
+        </w:rPr>
+      </w:pPr>
+      <w:r>
+        <w:rPr>
+          <w:rFonts w:ascii="Courier New" w:eastAsia="Courier New" w:hAnsi="Courier New" w:cs="Courier New"/>
+          <w:color w:val="1A1A1A"/>
+          <w:sz w:val="18"/>
+          <w:szCs w:val="18"/>
+          <w:lang w:val="es-ES"/>
+        </w:rPr>
+        <w:t xml:space="preserve">                </w:t>
+      </w:r>
+      <w:r>
+        <w:rPr>
+          <w:rFonts w:ascii="Courier New" w:eastAsia="Courier New" w:hAnsi="Courier New" w:cs="Courier New"/>
+          <w:color w:val="1A1A1A"/>
+          <w:sz w:val="18"/>
+          <w:szCs w:val="18"/>
+          <w:lang w:val="en-GB"/>
+        </w:rPr>
+        <w:t xml:space="preserve">if beta &lt;= alpha: break  # ← </w:t>
       </w:r>
       <w:proofErr w:type="spellStart"/>
       <w:r>
@@ -4087,9 +3925,13 @@
           <w:color w:val="2E75B6"/>
           <w:sz w:val="26"/>
           <w:szCs w:val="26"/>
-        </w:rPr>
-      </w:pPr>
-      <w:r>
+          <w:lang w:val="en-US"/>
+        </w:rPr>
+      </w:pPr>
+      <w:r>
+        <w:rPr>
+          <w:lang w:val="en-US"/>
+        </w:rPr>
         <w:br w:type="page"/>
       </w:r>
     </w:p>
@@ -4144,12 +3986,6 @@
         <w:gridCol w:w="9360"/>
       </w:tblGrid>
       <w:tr>
-        <w:tblPrEx>
-          <w:tblCellMar>
-            <w:top w:w="0" w:type="dxa"/>
-            <w:bottom w:w="0" w:type="dxa"/>
-          </w:tblCellMar>
-        </w:tblPrEx>
         <w:tc>
           <w:tcPr>
             <w:tcW w:w="9360" w:type="dxa"/>
@@ -4257,12 +4093,6 @@
         <w:gridCol w:w="2880"/>
       </w:tblGrid>
       <w:tr>
-        <w:tblPrEx>
-          <w:tblCellMar>
-            <w:top w:w="0" w:type="dxa"/>
-            <w:bottom w:w="0" w:type="dxa"/>
-          </w:tblCellMar>
-        </w:tblPrEx>
         <w:tc>
           <w:tcPr>
             <w:tcW w:w="3600" w:type="dxa"/>
@@ -4339,12 +4169,6 @@
         </w:tc>
       </w:tr>
       <w:tr>
-        <w:tblPrEx>
-          <w:tblCellMar>
-            <w:top w:w="0" w:type="dxa"/>
-            <w:bottom w:w="0" w:type="dxa"/>
-          </w:tblCellMar>
-        </w:tblPrEx>
         <w:tc>
           <w:tcPr>
             <w:tcW w:w="3600" w:type="dxa"/>
@@ -4421,12 +4245,6 @@
         </w:tc>
       </w:tr>
       <w:tr>
-        <w:tblPrEx>
-          <w:tblCellMar>
-            <w:top w:w="0" w:type="dxa"/>
-            <w:bottom w:w="0" w:type="dxa"/>
-          </w:tblCellMar>
-        </w:tblPrEx>
         <w:tc>
           <w:tcPr>
             <w:tcW w:w="3600" w:type="dxa"/>
@@ -4529,12 +4347,6 @@
         <w:gridCol w:w="9360"/>
       </w:tblGrid>
       <w:tr>
-        <w:tblPrEx>
-          <w:tblCellMar>
-            <w:top w:w="0" w:type="dxa"/>
-            <w:bottom w:w="0" w:type="dxa"/>
-          </w:tblCellMar>
-        </w:tblPrEx>
         <w:tc>
           <w:tcPr>
             <w:tcW w:w="9360" w:type="dxa"/>
@@ -4646,6 +4458,9 @@
               <w:jc w:val="center"/>
             </w:pPr>
             <w:r>
+              <w:rPr>
+                <w:noProof/>
+              </w:rPr>
               <w:drawing>
                 <wp:inline distT="0" distB="0" distL="0" distR="0" wp14:anchorId="0D1206B1" wp14:editId="7CB0797D">
                   <wp:extent cx="4267200" cy="3726274"/>
@@ -5945,27 +5760,7 @@
           <w:sz w:val="18"/>
           <w:szCs w:val="18"/>
         </w:rPr>
-        <w:t xml:space="preserve"> = </w:t>
-      </w:r>
-      <w:proofErr w:type="spellStart"/>
-      <w:r>
-        <w:rPr>
-          <w:rFonts w:ascii="Courier New" w:eastAsia="Courier New" w:hAnsi="Courier New" w:cs="Courier New"/>
-          <w:color w:val="1A1A1A"/>
-          <w:sz w:val="18"/>
-          <w:szCs w:val="18"/>
-        </w:rPr>
-        <w:t>w_farthest</w:t>
-      </w:r>
-      <w:proofErr w:type="spellEnd"/>
-      <w:r>
-        <w:rPr>
-          <w:rFonts w:ascii="Courier New" w:eastAsia="Courier New" w:hAnsi="Courier New" w:cs="Courier New"/>
-          <w:color w:val="1A1A1A"/>
-          <w:sz w:val="18"/>
-          <w:szCs w:val="18"/>
-        </w:rPr>
-        <w:t xml:space="preserve"> - 0                 # dystans W do mety</w:t>
+        <w:t xml:space="preserve"> = w_farthest - 0                 # dystans W do mety</w:t>
       </w:r>
     </w:p>
     <w:p>
@@ -6744,17 +6539,13 @@
       <w:pPr>
         <w:shd w:val="clear" w:color="auto" w:fill="F0F4F8"/>
         <w:ind w:left="360" w:right="360"/>
-        <w:rPr>
-          <w:lang w:val="en-GB"/>
-        </w:rPr>
-      </w:pPr>
-      <w:r>
-        <w:rPr>
-          <w:rFonts w:ascii="Courier New" w:eastAsia="Courier New" w:hAnsi="Courier New" w:cs="Courier New"/>
-          <w:color w:val="1A1A1A"/>
-          <w:sz w:val="18"/>
-          <w:szCs w:val="18"/>
-          <w:lang w:val="en-GB"/>
+      </w:pPr>
+      <w:r>
+        <w:rPr>
+          <w:rFonts w:ascii="Courier New" w:eastAsia="Courier New" w:hAnsi="Courier New" w:cs="Courier New"/>
+          <w:color w:val="1A1A1A"/>
+          <w:sz w:val="18"/>
+          <w:szCs w:val="18"/>
         </w:rPr>
         <w:t>threatened = False</w:t>
       </w:r>
@@ -6763,148 +6554,43 @@
       <w:pPr>
         <w:shd w:val="clear" w:color="auto" w:fill="F0F4F8"/>
         <w:ind w:left="360" w:right="360"/>
-        <w:rPr>
-          <w:lang w:val="en-GB"/>
-        </w:rPr>
-      </w:pPr>
-      <w:r>
-        <w:rPr>
-          <w:rFonts w:ascii="Courier New" w:eastAsia="Courier New" w:hAnsi="Courier New" w:cs="Courier New"/>
-          <w:color w:val="1A1A1A"/>
-          <w:sz w:val="18"/>
-          <w:szCs w:val="18"/>
-          <w:lang w:val="en-GB"/>
-        </w:rPr>
-        <w:t xml:space="preserve">if r + 1 &lt; </w:t>
-      </w:r>
-      <w:proofErr w:type="spellStart"/>
-      <w:r>
-        <w:rPr>
-          <w:rFonts w:ascii="Courier New" w:eastAsia="Courier New" w:hAnsi="Courier New" w:cs="Courier New"/>
-          <w:color w:val="1A1A1A"/>
-          <w:sz w:val="18"/>
-          <w:szCs w:val="18"/>
-          <w:lang w:val="en-GB"/>
-        </w:rPr>
-        <w:t>state.rows</w:t>
-      </w:r>
-      <w:proofErr w:type="spellEnd"/>
-      <w:r>
-        <w:rPr>
-          <w:rFonts w:ascii="Courier New" w:eastAsia="Courier New" w:hAnsi="Courier New" w:cs="Courier New"/>
-          <w:color w:val="1A1A1A"/>
-          <w:sz w:val="18"/>
-          <w:szCs w:val="18"/>
-          <w:lang w:val="en-GB"/>
-        </w:rPr>
-        <w:t xml:space="preserve">:  # W </w:t>
-      </w:r>
-      <w:proofErr w:type="spellStart"/>
-      <w:r>
-        <w:rPr>
-          <w:rFonts w:ascii="Courier New" w:eastAsia="Courier New" w:hAnsi="Courier New" w:cs="Courier New"/>
-          <w:color w:val="1A1A1A"/>
-          <w:sz w:val="18"/>
-          <w:szCs w:val="18"/>
-          <w:lang w:val="en-GB"/>
-        </w:rPr>
-        <w:t>atakuje</w:t>
-      </w:r>
-      <w:proofErr w:type="spellEnd"/>
-      <w:r>
-        <w:rPr>
-          <w:rFonts w:ascii="Courier New" w:eastAsia="Courier New" w:hAnsi="Courier New" w:cs="Courier New"/>
-          <w:color w:val="1A1A1A"/>
-          <w:sz w:val="18"/>
-          <w:szCs w:val="18"/>
-          <w:lang w:val="en-GB"/>
-        </w:rPr>
-        <w:t xml:space="preserve"> z </w:t>
-      </w:r>
-      <w:proofErr w:type="spellStart"/>
-      <w:r>
-        <w:rPr>
-          <w:rFonts w:ascii="Courier New" w:eastAsia="Courier New" w:hAnsi="Courier New" w:cs="Courier New"/>
-          <w:color w:val="1A1A1A"/>
-          <w:sz w:val="18"/>
-          <w:szCs w:val="18"/>
-          <w:lang w:val="en-GB"/>
-        </w:rPr>
-        <w:t>dołu</w:t>
-      </w:r>
-      <w:proofErr w:type="spellEnd"/>
-      <w:r>
-        <w:rPr>
-          <w:rFonts w:ascii="Courier New" w:eastAsia="Courier New" w:hAnsi="Courier New" w:cs="Courier New"/>
-          <w:color w:val="1A1A1A"/>
-          <w:sz w:val="18"/>
-          <w:szCs w:val="18"/>
-          <w:lang w:val="en-GB"/>
-        </w:rPr>
-        <w:t xml:space="preserve"> (</w:t>
-      </w:r>
-      <w:proofErr w:type="spellStart"/>
-      <w:r>
-        <w:rPr>
-          <w:rFonts w:ascii="Courier New" w:eastAsia="Courier New" w:hAnsi="Courier New" w:cs="Courier New"/>
-          <w:color w:val="1A1A1A"/>
-          <w:sz w:val="18"/>
-          <w:szCs w:val="18"/>
-          <w:lang w:val="en-GB"/>
-        </w:rPr>
-        <w:t>idzie</w:t>
-      </w:r>
-      <w:proofErr w:type="spellEnd"/>
-      <w:r>
-        <w:rPr>
-          <w:rFonts w:ascii="Courier New" w:eastAsia="Courier New" w:hAnsi="Courier New" w:cs="Courier New"/>
-          <w:color w:val="1A1A1A"/>
-          <w:sz w:val="18"/>
-          <w:szCs w:val="18"/>
-          <w:lang w:val="en-GB"/>
-        </w:rPr>
-        <w:t xml:space="preserve"> w </w:t>
-      </w:r>
-      <w:proofErr w:type="spellStart"/>
-      <w:r>
-        <w:rPr>
-          <w:rFonts w:ascii="Courier New" w:eastAsia="Courier New" w:hAnsi="Courier New" w:cs="Courier New"/>
-          <w:color w:val="1A1A1A"/>
-          <w:sz w:val="18"/>
-          <w:szCs w:val="18"/>
-          <w:lang w:val="en-GB"/>
-        </w:rPr>
-        <w:t>górę</w:t>
-      </w:r>
-      <w:proofErr w:type="spellEnd"/>
-      <w:r>
-        <w:rPr>
-          <w:rFonts w:ascii="Courier New" w:eastAsia="Courier New" w:hAnsi="Courier New" w:cs="Courier New"/>
-          <w:color w:val="1A1A1A"/>
-          <w:sz w:val="18"/>
-          <w:szCs w:val="18"/>
-          <w:lang w:val="en-GB"/>
-        </w:rPr>
-        <w:t>)</w:t>
-      </w:r>
-    </w:p>
-    <w:p>
-      <w:pPr>
-        <w:shd w:val="clear" w:color="auto" w:fill="F0F4F8"/>
-        <w:ind w:left="360" w:right="360"/>
-        <w:rPr>
-          <w:lang w:val="en-GB"/>
-        </w:rPr>
-      </w:pPr>
-      <w:r>
-        <w:rPr>
-          <w:rFonts w:ascii="Courier New" w:eastAsia="Courier New" w:hAnsi="Courier New" w:cs="Courier New"/>
-          <w:color w:val="1A1A1A"/>
-          <w:sz w:val="18"/>
-          <w:szCs w:val="18"/>
-          <w:lang w:val="en-GB"/>
-        </w:rPr>
-        <w:t xml:space="preserve">    if c - 1 &gt;= 0 and </w:t>
+      </w:pPr>
+      <w:r>
+        <w:rPr>
+          <w:rFonts w:ascii="Courier New" w:eastAsia="Courier New" w:hAnsi="Courier New" w:cs="Courier New"/>
+          <w:color w:val="1A1A1A"/>
+          <w:sz w:val="18"/>
+          <w:szCs w:val="18"/>
+        </w:rPr>
+        <w:t>if r + 1 &lt; state.rows:  # W atakuje z dołu (idzie w górę)</w:t>
+      </w:r>
+    </w:p>
+    <w:p>
+      <w:pPr>
+        <w:shd w:val="clear" w:color="auto" w:fill="F0F4F8"/>
+        <w:ind w:left="360" w:right="360"/>
+        <w:rPr>
+          <w:lang w:val="en-GB"/>
+        </w:rPr>
+      </w:pPr>
+      <w:r>
+        <w:rPr>
+          <w:rFonts w:ascii="Courier New" w:eastAsia="Courier New" w:hAnsi="Courier New" w:cs="Courier New"/>
+          <w:color w:val="1A1A1A"/>
+          <w:sz w:val="18"/>
+          <w:szCs w:val="18"/>
+        </w:rPr>
+        <w:t xml:space="preserve">    </w:t>
+      </w:r>
+      <w:r>
+        <w:rPr>
+          <w:rFonts w:ascii="Courier New" w:eastAsia="Courier New" w:hAnsi="Courier New" w:cs="Courier New"/>
+          <w:color w:val="1A1A1A"/>
+          <w:sz w:val="18"/>
+          <w:szCs w:val="18"/>
+          <w:lang w:val="en-GB"/>
+        </w:rPr>
+        <w:t xml:space="preserve">if c - 1 &gt;= 0 and </w:t>
       </w:r>
       <w:proofErr w:type="spellStart"/>
       <w:r>
@@ -7734,12 +7420,6 @@
         <w:gridCol w:w="9360"/>
       </w:tblGrid>
       <w:tr>
-        <w:tblPrEx>
-          <w:tblCellMar>
-            <w:top w:w="0" w:type="dxa"/>
-            <w:bottom w:w="0" w:type="dxa"/>
-          </w:tblCellMar>
-        </w:tblPrEx>
         <w:tc>
           <w:tcPr>
             <w:tcW w:w="9360" w:type="dxa"/>
@@ -8482,12 +8162,6 @@
         <w:gridCol w:w="4460"/>
       </w:tblGrid>
       <w:tr>
-        <w:tblPrEx>
-          <w:tblCellMar>
-            <w:top w:w="0" w:type="dxa"/>
-            <w:bottom w:w="0" w:type="dxa"/>
-          </w:tblCellMar>
-        </w:tblPrEx>
         <w:tc>
           <w:tcPr>
             <w:tcW w:w="2600" w:type="dxa"/>
@@ -8574,12 +8248,6 @@
         </w:tc>
       </w:tr>
       <w:tr>
-        <w:tblPrEx>
-          <w:tblCellMar>
-            <w:top w:w="0" w:type="dxa"/>
-            <w:bottom w:w="0" w:type="dxa"/>
-          </w:tblCellMar>
-        </w:tblPrEx>
         <w:tc>
           <w:tcPr>
             <w:tcW w:w="2600" w:type="dxa"/>
@@ -8659,12 +8327,6 @@
         </w:tc>
       </w:tr>
       <w:tr>
-        <w:tblPrEx>
-          <w:tblCellMar>
-            <w:top w:w="0" w:type="dxa"/>
-            <w:bottom w:w="0" w:type="dxa"/>
-          </w:tblCellMar>
-        </w:tblPrEx>
         <w:tc>
           <w:tcPr>
             <w:tcW w:w="2600" w:type="dxa"/>
@@ -8744,12 +8406,6 @@
         </w:tc>
       </w:tr>
       <w:tr>
-        <w:tblPrEx>
-          <w:tblCellMar>
-            <w:top w:w="0" w:type="dxa"/>
-            <w:bottom w:w="0" w:type="dxa"/>
-          </w:tblCellMar>
-        </w:tblPrEx>
         <w:tc>
           <w:tcPr>
             <w:tcW w:w="2600" w:type="dxa"/>
@@ -8829,12 +8485,6 @@
         </w:tc>
       </w:tr>
       <w:tr>
-        <w:tblPrEx>
-          <w:tblCellMar>
-            <w:top w:w="0" w:type="dxa"/>
-            <w:bottom w:w="0" w:type="dxa"/>
-          </w:tblCellMar>
-        </w:tblPrEx>
         <w:tc>
           <w:tcPr>
             <w:tcW w:w="2600" w:type="dxa"/>
@@ -8983,12 +8633,6 @@
         <w:gridCol w:w="9360"/>
       </w:tblGrid>
       <w:tr>
-        <w:tblPrEx>
-          <w:tblCellMar>
-            <w:top w:w="0" w:type="dxa"/>
-            <w:bottom w:w="0" w:type="dxa"/>
-          </w:tblCellMar>
-        </w:tblPrEx>
         <w:tc>
           <w:tcPr>
             <w:tcW w:w="9360" w:type="dxa"/>
@@ -10056,12 +9700,6 @@
         <w:gridCol w:w="9360"/>
       </w:tblGrid>
       <w:tr>
-        <w:tblPrEx>
-          <w:tblCellMar>
-            <w:top w:w="0" w:type="dxa"/>
-            <w:bottom w:w="0" w:type="dxa"/>
-          </w:tblCellMar>
-        </w:tblPrEx>
         <w:tc>
           <w:tcPr>
             <w:tcW w:w="9360" w:type="dxa"/>
@@ -11646,12 +11284,6 @@
         <w:gridCol w:w="9540"/>
       </w:tblGrid>
       <w:tr>
-        <w:tblPrEx>
-          <w:tblCellMar>
-            <w:top w:w="0" w:type="dxa"/>
-            <w:bottom w:w="0" w:type="dxa"/>
-          </w:tblCellMar>
-        </w:tblPrEx>
         <w:tc>
           <w:tcPr>
             <w:tcW w:w="9360" w:type="dxa"/>
@@ -11706,6 +11338,9 @@
               <w:jc w:val="center"/>
             </w:pPr>
             <w:r>
+              <w:rPr>
+                <w:noProof/>
+              </w:rPr>
               <w:drawing>
                 <wp:inline distT="0" distB="0" distL="0" distR="0" wp14:anchorId="6C217092" wp14:editId="59E872D2">
                   <wp:extent cx="5668166" cy="5887272"/>
@@ -12372,12 +12007,6 @@
         <w:gridCol w:w="9360"/>
       </w:tblGrid>
       <w:tr>
-        <w:tblPrEx>
-          <w:tblCellMar>
-            <w:top w:w="0" w:type="dxa"/>
-            <w:bottom w:w="0" w:type="dxa"/>
-          </w:tblCellMar>
-        </w:tblPrEx>
         <w:tc>
           <w:tcPr>
             <w:tcW w:w="9360" w:type="dxa"/>
@@ -12447,6 +12076,9 @@
               <w:jc w:val="center"/>
             </w:pPr>
             <w:r>
+              <w:rPr>
+                <w:noProof/>
+              </w:rPr>
               <w:drawing>
                 <wp:inline distT="0" distB="0" distL="0" distR="0" wp14:anchorId="7B4BA7A5" wp14:editId="5891167A">
                   <wp:extent cx="4248802" cy="3086100"/>
@@ -12883,11 +12515,7 @@
         <w:t>})</w:t>
       </w:r>
     </w:p>
-    <w:p>
-      <w:r>
-        <w:br w:type="page"/>
-      </w:r>
-    </w:p>
+    <w:p/>
     <w:tbl>
       <w:tblPr>
         <w:tblW w:w="9360" w:type="dxa"/>
@@ -12909,12 +12537,6 @@
         <w:gridCol w:w="9672"/>
       </w:tblGrid>
       <w:tr>
-        <w:tblPrEx>
-          <w:tblCellMar>
-            <w:top w:w="0" w:type="dxa"/>
-            <w:bottom w:w="0" w:type="dxa"/>
-          </w:tblCellMar>
-        </w:tblPrEx>
         <w:tc>
           <w:tcPr>
             <w:tcW w:w="9360" w:type="dxa"/>
@@ -12944,7 +12566,6 @@
                 <w:sz w:val="24"/>
                 <w:szCs w:val="24"/>
               </w:rPr>
-              <w:lastRenderedPageBreak/>
               <w:t xml:space="preserve">Wynik algorytmu turniejowego dla 10 losowych konfiguracji wag </w:t>
             </w:r>
             <w:proofErr w:type="spellStart"/>
@@ -12976,6 +12597,9 @@
               <w:jc w:val="center"/>
             </w:pPr>
             <w:r>
+              <w:rPr>
+                <w:noProof/>
+              </w:rPr>
               <w:drawing>
                 <wp:inline distT="0" distB="0" distL="0" distR="0" wp14:anchorId="45457082" wp14:editId="13F9FFF9">
                   <wp:extent cx="5760720" cy="1875790"/>
@@ -13095,12 +12719,6 @@
         <w:gridCol w:w="3886"/>
       </w:tblGrid>
       <w:tr>
-        <w:tblPrEx>
-          <w:tblCellMar>
-            <w:top w:w="0" w:type="dxa"/>
-            <w:bottom w:w="0" w:type="dxa"/>
-          </w:tblCellMar>
-        </w:tblPrEx>
         <w:tc>
           <w:tcPr>
             <w:tcW w:w="3800" w:type="dxa"/>
@@ -13187,12 +12805,6 @@
         </w:tc>
       </w:tr>
       <w:tr>
-        <w:tblPrEx>
-          <w:tblCellMar>
-            <w:top w:w="0" w:type="dxa"/>
-            <w:bottom w:w="0" w:type="dxa"/>
-          </w:tblCellMar>
-        </w:tblPrEx>
         <w:tc>
           <w:tcPr>
             <w:tcW w:w="3800" w:type="dxa"/>
@@ -13307,12 +12919,6 @@
         </w:tc>
       </w:tr>
       <w:tr>
-        <w:tblPrEx>
-          <w:tblCellMar>
-            <w:top w:w="0" w:type="dxa"/>
-            <w:bottom w:w="0" w:type="dxa"/>
-          </w:tblCellMar>
-        </w:tblPrEx>
         <w:tc>
           <w:tcPr>
             <w:tcW w:w="3800" w:type="dxa"/>
@@ -13448,12 +13054,6 @@
         <w:gridCol w:w="9360"/>
       </w:tblGrid>
       <w:tr>
-        <w:tblPrEx>
-          <w:tblCellMar>
-            <w:top w:w="0" w:type="dxa"/>
-            <w:bottom w:w="0" w:type="dxa"/>
-          </w:tblCellMar>
-        </w:tblPrEx>
         <w:tc>
           <w:tcPr>
             <w:tcW w:w="9360" w:type="dxa"/>
@@ -13529,12 +13129,6 @@
         <w:gridCol w:w="9360"/>
       </w:tblGrid>
       <w:tr>
-        <w:tblPrEx>
-          <w:tblCellMar>
-            <w:top w:w="0" w:type="dxa"/>
-            <w:bottom w:w="0" w:type="dxa"/>
-          </w:tblCellMar>
-        </w:tblPrEx>
         <w:tc>
           <w:tcPr>
             <w:tcW w:w="9360" w:type="dxa"/>
@@ -13633,6 +13227,9 @@
               <w:jc w:val="center"/>
             </w:pPr>
             <w:r>
+              <w:rPr>
+                <w:noProof/>
+              </w:rPr>
               <w:drawing>
                 <wp:inline distT="0" distB="0" distL="0" distR="0" wp14:anchorId="3C5F1796" wp14:editId="59624F0B">
                   <wp:extent cx="3710908" cy="3419475"/>
@@ -13686,94 +13283,10 @@
     <w:p>
       <w:pPr>
         <w:pStyle w:val="Nagwek2"/>
-        <w:rPr>
-          <w:lang w:val="en-GB"/>
-        </w:rPr>
-      </w:pPr>
-      <w:r>
-        <w:rPr>
-          <w:lang w:val="en-GB"/>
-        </w:rPr>
-        <w:t xml:space="preserve">9.2 </w:t>
-      </w:r>
-      <w:proofErr w:type="spellStart"/>
-      <w:r>
-        <w:rPr>
-          <w:lang w:val="en-GB"/>
-        </w:rPr>
-        <w:t>Anomalia</w:t>
-      </w:r>
-      <w:proofErr w:type="spellEnd"/>
-      <w:r>
-        <w:rPr>
-          <w:lang w:val="en-GB"/>
-        </w:rPr>
-        <w:t xml:space="preserve">: </w:t>
-      </w:r>
-      <w:proofErr w:type="spellStart"/>
-      <w:r>
-        <w:rPr>
-          <w:lang w:val="en-GB"/>
-        </w:rPr>
-        <w:t>eval_race</w:t>
-      </w:r>
-      <w:proofErr w:type="spellEnd"/>
-      <w:r>
-        <w:rPr>
-          <w:lang w:val="en-GB"/>
-        </w:rPr>
-        <w:t xml:space="preserve"> B (d=4) vs </w:t>
-      </w:r>
-      <w:proofErr w:type="spellStart"/>
-      <w:r>
-        <w:rPr>
-          <w:lang w:val="en-GB"/>
-        </w:rPr>
-        <w:t>eval_adaptive</w:t>
-      </w:r>
-      <w:proofErr w:type="spellEnd"/>
-      <w:r>
-        <w:rPr>
-          <w:lang w:val="en-GB"/>
-        </w:rPr>
-        <w:t xml:space="preserve"> W (d=4) — </w:t>
-      </w:r>
-      <w:proofErr w:type="spellStart"/>
-      <w:r>
-        <w:rPr>
-          <w:lang w:val="en-GB"/>
-        </w:rPr>
-        <w:t>czas</w:t>
-      </w:r>
-      <w:proofErr w:type="spellEnd"/>
-      <w:r>
-        <w:rPr>
-          <w:lang w:val="en-GB"/>
-        </w:rPr>
-        <w:t xml:space="preserve"> </w:t>
-      </w:r>
-      <w:proofErr w:type="spellStart"/>
-      <w:r>
-        <w:rPr>
-          <w:lang w:val="en-GB"/>
-        </w:rPr>
-        <w:t>i</w:t>
-      </w:r>
-      <w:proofErr w:type="spellEnd"/>
-      <w:r>
-        <w:rPr>
-          <w:lang w:val="en-GB"/>
-        </w:rPr>
-        <w:t xml:space="preserve"> </w:t>
-      </w:r>
-      <w:proofErr w:type="spellStart"/>
-      <w:r>
-        <w:rPr>
-          <w:lang w:val="en-GB"/>
-        </w:rPr>
-        <w:t>węzły</w:t>
-      </w:r>
-      <w:proofErr w:type="spellEnd"/>
+      </w:pPr>
+      <w:r>
+        <w:t>9.2 Anomalia: eval_race B (d=4) vs eval_adaptive W (d=4) — czas i węzły</w:t>
+      </w:r>
     </w:p>
     <w:p>
       <w:pPr>
@@ -13835,12 +13348,6 @@
         <w:gridCol w:w="2880"/>
       </w:tblGrid>
       <w:tr>
-        <w:tblPrEx>
-          <w:tblCellMar>
-            <w:top w:w="0" w:type="dxa"/>
-            <w:bottom w:w="0" w:type="dxa"/>
-          </w:tblCellMar>
-        </w:tblPrEx>
         <w:tc>
           <w:tcPr>
             <w:tcW w:w="3600" w:type="dxa"/>
@@ -13927,12 +13434,6 @@
         </w:tc>
       </w:tr>
       <w:tr>
-        <w:tblPrEx>
-          <w:tblCellMar>
-            <w:top w:w="0" w:type="dxa"/>
-            <w:bottom w:w="0" w:type="dxa"/>
-          </w:tblCellMar>
-        </w:tblPrEx>
         <w:tc>
           <w:tcPr>
             <w:tcW w:w="3600" w:type="dxa"/>
@@ -14009,12 +13510,6 @@
         </w:tc>
       </w:tr>
       <w:tr>
-        <w:tblPrEx>
-          <w:tblCellMar>
-            <w:top w:w="0" w:type="dxa"/>
-            <w:bottom w:w="0" w:type="dxa"/>
-          </w:tblCellMar>
-        </w:tblPrEx>
         <w:tc>
           <w:tcPr>
             <w:tcW w:w="3600" w:type="dxa"/>
@@ -14091,12 +13586,6 @@
         </w:tc>
       </w:tr>
       <w:tr>
-        <w:tblPrEx>
-          <w:tblCellMar>
-            <w:top w:w="0" w:type="dxa"/>
-            <w:bottom w:w="0" w:type="dxa"/>
-          </w:tblCellMar>
-        </w:tblPrEx>
         <w:tc>
           <w:tcPr>
             <w:tcW w:w="3600" w:type="dxa"/>
@@ -14202,12 +13691,6 @@
         <w:gridCol w:w="9360"/>
       </w:tblGrid>
       <w:tr>
-        <w:tblPrEx>
-          <w:tblCellMar>
-            <w:top w:w="0" w:type="dxa"/>
-            <w:bottom w:w="0" w:type="dxa"/>
-          </w:tblCellMar>
-        </w:tblPrEx>
         <w:tc>
           <w:tcPr>
             <w:tcW w:w="9360" w:type="dxa"/>
@@ -14283,12 +13766,6 @@
         <w:gridCol w:w="9360"/>
       </w:tblGrid>
       <w:tr>
-        <w:tblPrEx>
-          <w:tblCellMar>
-            <w:top w:w="0" w:type="dxa"/>
-            <w:bottom w:w="0" w:type="dxa"/>
-          </w:tblCellMar>
-        </w:tblPrEx>
         <w:tc>
           <w:tcPr>
             <w:tcW w:w="9360" w:type="dxa"/>
@@ -14387,6 +13864,9 @@
               <w:jc w:val="center"/>
             </w:pPr>
             <w:r>
+              <w:rPr>
+                <w:noProof/>
+              </w:rPr>
               <w:drawing>
                 <wp:inline distT="0" distB="0" distL="0" distR="0" wp14:anchorId="5B82D007" wp14:editId="153FC623">
                   <wp:extent cx="3820282" cy="3448050"/>
@@ -14790,12 +14270,6 @@
         <w:gridCol w:w="5760"/>
       </w:tblGrid>
       <w:tr>
-        <w:tblPrEx>
-          <w:tblCellMar>
-            <w:top w:w="0" w:type="dxa"/>
-            <w:bottom w:w="0" w:type="dxa"/>
-          </w:tblCellMar>
-        </w:tblPrEx>
         <w:tc>
           <w:tcPr>
             <w:tcW w:w="1800" w:type="dxa"/>
@@ -14882,12 +14356,6 @@
         </w:tc>
       </w:tr>
       <w:tr>
-        <w:tblPrEx>
-          <w:tblCellMar>
-            <w:top w:w="0" w:type="dxa"/>
-            <w:bottom w:w="0" w:type="dxa"/>
-          </w:tblCellMar>
-        </w:tblPrEx>
         <w:tc>
           <w:tcPr>
             <w:tcW w:w="1800" w:type="dxa"/>
@@ -14966,12 +14434,6 @@
         </w:tc>
       </w:tr>
       <w:tr>
-        <w:tblPrEx>
-          <w:tblCellMar>
-            <w:top w:w="0" w:type="dxa"/>
-            <w:bottom w:w="0" w:type="dxa"/>
-          </w:tblCellMar>
-        </w:tblPrEx>
         <w:tc>
           <w:tcPr>
             <w:tcW w:w="1800" w:type="dxa"/>
@@ -15045,12 +14507,6 @@
         </w:tc>
       </w:tr>
       <w:tr>
-        <w:tblPrEx>
-          <w:tblCellMar>
-            <w:top w:w="0" w:type="dxa"/>
-            <w:bottom w:w="0" w:type="dxa"/>
-          </w:tblCellMar>
-        </w:tblPrEx>
         <w:tc>
           <w:tcPr>
             <w:tcW w:w="1800" w:type="dxa"/>
@@ -15137,12 +14593,6 @@
         </w:tc>
       </w:tr>
       <w:tr>
-        <w:tblPrEx>
-          <w:tblCellMar>
-            <w:top w:w="0" w:type="dxa"/>
-            <w:bottom w:w="0" w:type="dxa"/>
-          </w:tblCellMar>
-        </w:tblPrEx>
         <w:tc>
           <w:tcPr>
             <w:tcW w:w="1800" w:type="dxa"/>
@@ -15216,12 +14666,6 @@
         </w:tc>
       </w:tr>
       <w:tr>
-        <w:tblPrEx>
-          <w:tblCellMar>
-            <w:top w:w="0" w:type="dxa"/>
-            <w:bottom w:w="0" w:type="dxa"/>
-          </w:tblCellMar>
-        </w:tblPrEx>
         <w:tc>
           <w:tcPr>
             <w:tcW w:w="1800" w:type="dxa"/>
@@ -15295,12 +14739,6 @@
         </w:tc>
       </w:tr>
       <w:tr>
-        <w:tblPrEx>
-          <w:tblCellMar>
-            <w:top w:w="0" w:type="dxa"/>
-            <w:bottom w:w="0" w:type="dxa"/>
-          </w:tblCellMar>
-        </w:tblPrEx>
         <w:tc>
           <w:tcPr>
             <w:tcW w:w="1800" w:type="dxa"/>
